--- a/public/horus-procedures/FSP-20_إدارة_التحسين_المستمر_للنظام_وتقييم_الأداء.docx
+++ b/public/horus-procedures/FSP-20_إدارة_التحسين_المستمر_للنظام_وتقييم_الأداء.docx
@@ -9,22 +9,22 @@
         </w:pict>
       </w:r>
     </w:p>
-    <w:bookmarkStart w:id="10" w:name="شركة-حورس-لإنتاج-وتعبئة-المياه-الطبيعية"/>
+    <w:bookmarkStart w:id="10" w:name="شركة-لإنتاج-وتعبئة-المياه-الطبيعية"/>
     <w:p>
       <w:pPr>
         <w:pStyle w:val="Heading1"/>
       </w:pPr>
       <w:r>
-        <w:t xml:space="preserve">شركة حورس لإنتاج وتعبئة المياه الطبيعية</w:t>
-      </w:r>
-    </w:p>
-    <w:bookmarkStart w:id="9" w:name="horus-natural-water-co."/>
+        <w:t xml:space="preserve">شركة لإنتاج وتعبئة المياه الطبيعية</w:t>
+      </w:r>
+    </w:p>
+    <w:bookmarkStart w:id="9" w:name="company-co."/>
     <w:p>
       <w:pPr>
         <w:pStyle w:val="Heading2"/>
       </w:pPr>
       <w:r>
-        <w:t xml:space="preserve">Horus Natural Water Co.</w:t>
+        <w:t xml:space="preserve">Company Co.</w:t>
       </w:r>
     </w:p>
     <w:p>
@@ -313,7 +313,7 @@
         <w:pStyle w:val="FirstParagraph"/>
       </w:pPr>
       <w:r>
-        <w:t xml:space="preserve">يحدد هذا الإجراء المنهجية المتبعة في شركة حورس لتعبئة المياه الطبيعية لضمان التحسين المستمر لفعالية نظام إدارة سلامة الغذاء والجودة (FSMS &amp; QMS)، وذلك من خلال تحديد وتصديق إجراءات التحكم، التحقق من فعاليتها، إدارة حالات عدم المطابقة، تنفيذ الإجراءات التصحيحية، تحليل الاتجاهات والبيانات، قياس رضا العملاء ومعالجة الشكاوى، وجمع فرص التحسين. يهدف الإجراء إلى تعزيز قدرة الشركة على تقديم منتجات آمنة وذات جودة عالية بشكل مستدام، وتحقيق متطلبات المواصفات العالمية واللوائح المحلية (NFSA).</w:t>
+        <w:t xml:space="preserve">يحدد هذا الإجراء المنهجية المتبعة في شركة لتعبئة المياه الطبيعية لضمان التحسين المستمر لفعالية نظام إدارة سلامة الغذاء والجودة (FSMS &amp; QMS)، وذلك من خلال تحديد وتصديق إجراءات التحكم، التحقق من فعاليتها، إدارة حالات عدم المطابقة، تنفيذ الإجراءات التصحيحية، تحليل الاتجاهات والبيانات، قياس رضا العملاء ومعالجة الشكاوى، وجمع فرص التحسين. يهدف الإجراء إلى تعزيز قدرة الشركة على تقديم منتجات آمنة وذات جودة عالية بشكل مستدام، وتحقيق متطلبات المواصفات العالمية واللوائح المحلية (NFSA).</w:t>
       </w:r>
     </w:p>
     <w:bookmarkEnd w:id="12"/>
@@ -331,7 +331,7 @@
         <w:pStyle w:val="FirstParagraph"/>
       </w:pPr>
       <w:r>
-        <w:t xml:space="preserve">ينطبق هذا الإجراء على جميع العمليات والأنشطة داخل شركة حورس التي تساهم في التحسين المستمر لنظام إدارة سلامة الغذاء والجودة، بدءًا من عمليات التصديق (Validation) الأولية والتحقق (Verification) الدوري لتدابير التحكم، ومرورًا بإدارة المراجعات الداخلية والخارجية، ومعالجة حالات عدم المطابقة والإجراءات التصحيحية، وتقييم رضا العملاء، وتحليل بيانات المراقبة والقياس، وحتى مراجعات الإدارة العليا لتقييم الأداء الشامل وتحديد فرص التحسين.</w:t>
+        <w:t xml:space="preserve">ينطبق هذا الإجراء على جميع العمليات والأنشطة داخل شركة التي تساهم في التحسين المستمر لنظام إدارة سلامة الغذاء والجودة، بدءًا من عمليات التصديق (Validation) الأولية والتحقق (Verification) الدوري لتدابير التحكم، ومرورًا بإدارة المراجعات الداخلية والخارجية، ومعالجة حالات عدم المطابقة والإجراءات التصحيحية، وتقييم رضا العملاء، وتحليل بيانات المراقبة والقياس، وحتى مراجعات الإدارة العليا لتقييم الأداء الشامل وتحديد فرص التحسين.</w:t>
       </w:r>
     </w:p>
     <w:bookmarkEnd w:id="13"/>

--- a/public/horus-procedures/FSP-20_إدارة_التحسين_المستمر_للنظام_وتقييم_الأداء.docx
+++ b/public/horus-procedures/FSP-20_إدارة_التحسين_المستمر_للنظام_وتقييم_الأداء.docx
@@ -9,13 +9,13 @@
         </w:pict>
       </w:r>
     </w:p>
-    <w:bookmarkStart w:id="10" w:name="شركة-لإنتاج-وتعبئة-المياه-الطبيعية"/>
+    <w:bookmarkStart w:id="10" w:name="X03cef4314b8aa390e318dc4a1235d0ccb9e0c3a"/>
     <w:p>
       <w:pPr>
         <w:pStyle w:val="Heading1"/>
       </w:pPr>
       <w:r>
-        <w:t xml:space="preserve">شركة لإنتاج وتعبئة المياه الطبيعية</w:t>
+        <w:t xml:space="preserve">شركة الأزواك لإنتاج وتعبئة المياه الطبيعية</w:t>
       </w:r>
     </w:p>
     <w:bookmarkStart w:id="9" w:name="company-co."/>
